--- a/Kyrsach2WINFORM/Талон.docx
+++ b/Kyrsach2WINFORM/Талон.docx
@@ -1,14 +1,17 @@
 
 <file path=word/document.xml><?xml version="1.0" encoding="utf-8"?>
-<w:document xmlns:wpc="http://schemas.microsoft.com/office/word/2010/wordprocessingCanvas" xmlns:cx="http://schemas.microsoft.com/office/drawing/2014/chartex" xmlns:cx1="http://schemas.microsoft.com/office/drawing/2015/9/8/chartex" xmlns:cx2="http://schemas.microsoft.com/office/drawing/2015/10/21/chartex" xmlns:cx3="http://schemas.microsoft.com/office/drawing/2016/5/9/chartex" xmlns:cx4="http://schemas.microsoft.com/office/drawing/2016/5/10/chartex" xmlns:cx5="http://schemas.microsoft.com/office/drawing/2016/5/11/chartex" xmlns:cx6="http://schemas.microsoft.com/office/drawing/2016/5/12/chartex" xmlns:cx7="http://schemas.microsoft.com/office/drawing/2016/5/13/chartex" xmlns:cx8="http://schemas.microsoft.com/office/drawing/2016/5/14/chartex" xmlns:mc="http://schemas.openxmlformats.org/markup-compatibility/2006" xmlns:aink="http://schemas.microsoft.com/office/drawing/2016/ink" xmlns:am3d="http://schemas.microsoft.com/office/drawing/2017/model3d" xmlns:o="urn:schemas-microsoft-com:office:office" xmlns:oel="http://schemas.microsoft.com/office/2019/extlst" xmlns:r="http://schemas.openxmlformats.org/officeDocument/2006/relationships" xmlns:m="http://schemas.openxmlformats.org/officeDocument/2006/math" xmlns:v="urn:schemas-microsoft-com:vml" xmlns:wp14="http://schemas.microsoft.com/office/word/2010/wordprocessingDrawing" xmlns:wp="http://schemas.openxmlformats.org/drawingml/2006/wordprocessingDrawing" xmlns:w10="urn:schemas-microsoft-com:office:word" xmlns:w="http://schemas.openxmlformats.org/wordprocessingml/2006/main" xmlns:w14="http://schemas.microsoft.com/office/word/2010/wordml" xmlns:w15="http://schemas.microsoft.com/office/word/2012/wordml" xmlns:w16cex="http://schemas.microsoft.com/office/word/2018/wordml/cex" xmlns:w16cid="http://schemas.microsoft.com/office/word/2016/wordml/cid" xmlns:w16="http://schemas.microsoft.com/office/word/2018/wordml" xmlns:w16du="http://schemas.microsoft.com/office/word/2023/wordml/word16du" xmlns:w16sdtdh="http://schemas.microsoft.com/office/word/2020/wordml/sdtdatahash" xmlns:w16sdtfl="http://schemas.microsoft.com/office/word/2024/wordml/sdtformatlock" xmlns:w16se="http://schemas.microsoft.com/office/word/2015/wordml/symex" xmlns:wpg="http://schemas.microsoft.com/office/word/2010/wordprocessingGroup" xmlns:wpi="http://schemas.microsoft.com/office/word/2010/wordprocessingInk" xmlns:wne="http://schemas.microsoft.com/office/word/2006/wordml" xmlns:wps="http://schemas.microsoft.com/office/word/2010/wordprocessingShape" mc:Ignorable="w14 w15 w16se w16cid w16 w16cex w16sdtdh w16sdtfl w16du wp14">
+<w:document xmlns:wpc="http://schemas.microsoft.com/office/word/2010/wordprocessingCanvas" xmlns:cx="http://schemas.microsoft.com/office/drawing/2014/chartex" xmlns:cx1="http://schemas.microsoft.com/office/drawing/2015/9/8/chartex" xmlns:cx2="http://schemas.microsoft.com/office/drawing/2015/10/21/chartex" xmlns:cx3="http://schemas.microsoft.com/office/drawing/2016/5/9/chartex" xmlns:cx4="http://schemas.microsoft.com/office/drawing/2016/5/10/chartex" xmlns:cx5="http://schemas.microsoft.com/office/drawing/2016/5/11/chartex" xmlns:cx6="http://schemas.microsoft.com/office/drawing/2016/5/12/chartex" xmlns:cx7="http://schemas.microsoft.com/office/drawing/2016/5/13/chartex" xmlns:cx8="http://schemas.microsoft.com/office/drawing/2016/5/14/chartex" xmlns:mc="http://schemas.openxmlformats.org/markup-compatibility/2006" xmlns:aink="http://schemas.microsoft.com/office/drawing/2016/ink" xmlns:am3d="http://schemas.microsoft.com/office/drawing/2017/model3d" xmlns:o="urn:schemas-microsoft-com:office:office" xmlns:r="http://schemas.openxmlformats.org/officeDocument/2006/relationships" xmlns:m="http://schemas.openxmlformats.org/officeDocument/2006/math" xmlns:v="urn:schemas-microsoft-com:vml" xmlns:wp14="http://schemas.microsoft.com/office/word/2010/wordprocessingDrawing" xmlns:wp="http://schemas.openxmlformats.org/drawingml/2006/wordprocessingDrawing" xmlns:w10="urn:schemas-microsoft-com:office:word" xmlns:w="http://schemas.openxmlformats.org/wordprocessingml/2006/main" xmlns:w14="http://schemas.microsoft.com/office/word/2010/wordml" xmlns:w15="http://schemas.microsoft.com/office/word/2012/wordml" xmlns:w16cex="http://schemas.microsoft.com/office/word/2018/wordml/cex" xmlns:w16cid="http://schemas.microsoft.com/office/word/2016/wordml/cid" xmlns:w16="http://schemas.microsoft.com/office/word/2018/wordml" xmlns:w16sdtdh="http://schemas.microsoft.com/office/word/2020/wordml/sdtdatahash" xmlns:w16se="http://schemas.microsoft.com/office/word/2015/wordml/symex" xmlns:wpg="http://schemas.microsoft.com/office/word/2010/wordprocessingGroup" xmlns:wpi="http://schemas.microsoft.com/office/word/2010/wordprocessingInk" xmlns:wne="http://schemas.microsoft.com/office/word/2006/wordml" xmlns:wps="http://schemas.microsoft.com/office/word/2010/wordprocessingShape" mc:Ignorable="w14 w15 w16se w16cid w16 w16cex w16sdtdh wp14">
   <w:body>
     <w:p>
       <w:pPr>
+        <w:spacing w:after="20"/>
         <w:jc w:val="center"/>
         <w:rPr>
           <w:rFonts w:ascii="Courier New" w:hAnsi="Courier New" w:cs="Courier New"/>
           <w:b/>
           <w:bCs/>
+          <w:sz w:val="14"/>
+          <w:szCs w:val="14"/>
         </w:rPr>
       </w:pPr>
       <w:r>
@@ -16,220 +19,156 @@
           <w:rFonts w:ascii="Courier New" w:hAnsi="Courier New" w:cs="Courier New"/>
           <w:b/>
           <w:bCs/>
+          <w:sz w:val="14"/>
+          <w:szCs w:val="14"/>
         </w:rPr>
         <w:t>ЧЕК</w:t>
       </w:r>
     </w:p>
     <w:p>
       <w:pPr>
+        <w:spacing w:after="60"/>
         <w:jc w:val="center"/>
         <w:rPr>
           <w:rFonts w:ascii="Courier New" w:hAnsi="Courier New" w:cs="Courier New"/>
+          <w:sz w:val="14"/>
+          <w:szCs w:val="14"/>
         </w:rPr>
       </w:pPr>
       <w:r>
         <w:rPr>
           <w:rFonts w:ascii="Courier New" w:hAnsi="Courier New" w:cs="Courier New"/>
+          <w:sz w:val="14"/>
+          <w:szCs w:val="14"/>
         </w:rPr>
         <w:t>Запись</w:t>
       </w:r>
       <w:r>
         <w:rPr>
           <w:rFonts w:ascii="Courier New" w:hAnsi="Courier New" w:cs="Courier New"/>
+          <w:sz w:val="14"/>
+          <w:szCs w:val="14"/>
         </w:rPr>
         <w:t xml:space="preserve"> </w:t>
       </w:r>
       <w:r>
         <w:rPr>
           <w:rFonts w:ascii="Courier New" w:hAnsi="Courier New" w:cs="Courier New"/>
+          <w:sz w:val="14"/>
+          <w:szCs w:val="14"/>
         </w:rPr>
         <w:t>№</w:t>
       </w:r>
       <w:r>
         <w:rPr>
           <w:rFonts w:ascii="Courier New" w:hAnsi="Courier New" w:cs="Courier New"/>
+          <w:sz w:val="14"/>
+          <w:szCs w:val="14"/>
         </w:rPr>
         <w:t>{</w:t>
       </w:r>
-      <w:proofErr w:type="spellStart"/>
-      <w:r>
-        <w:rPr>
-          <w:rFonts w:ascii="Courier New" w:hAnsi="Courier New" w:cs="Courier New"/>
+      <w:r>
+        <w:rPr>
+          <w:rFonts w:ascii="Courier New" w:hAnsi="Courier New" w:cs="Courier New"/>
+          <w:sz w:val="14"/>
+          <w:szCs w:val="14"/>
         </w:rPr>
         <w:t>Номер</w:t>
       </w:r>
       <w:r>
         <w:rPr>
           <w:rFonts w:ascii="Courier New" w:hAnsi="Courier New" w:cs="Courier New"/>
+          <w:sz w:val="14"/>
+          <w:szCs w:val="14"/>
         </w:rPr>
         <w:t>Записи</w:t>
       </w:r>
-      <w:proofErr w:type="spellEnd"/>
-      <w:r>
-        <w:rPr>
-          <w:rFonts w:ascii="Courier New" w:hAnsi="Courier New" w:cs="Courier New"/>
+      <w:r>
+        <w:rPr>
+          <w:rFonts w:ascii="Courier New" w:hAnsi="Courier New" w:cs="Courier New"/>
+          <w:sz w:val="14"/>
+          <w:szCs w:val="14"/>
         </w:rPr>
         <w:t>}</w:t>
       </w:r>
-    </w:p>
-    <w:p>
-      <w:pPr>
-        <w:spacing w:after="80"/>
-        <w:rPr>
-          <w:rFonts w:ascii="Courier New" w:hAnsi="Courier New" w:cs="Courier New"/>
-        </w:rPr>
-      </w:pPr>
-      <w:r>
-        <w:rPr>
-          <w:rFonts w:ascii="Courier New" w:hAnsi="Courier New" w:cs="Courier New"/>
-        </w:rPr>
-        <w:t>ИТОГО</w:t>
-      </w:r>
-      <w:r>
-        <w:rPr>
-          <w:rFonts w:ascii="Courier New" w:hAnsi="Courier New" w:cs="Courier New"/>
-        </w:rPr>
-        <w:t xml:space="preserve">: </w:t>
-      </w:r>
-      <w:r>
-        <w:rPr>
-          <w:rFonts w:ascii="Courier New" w:hAnsi="Courier New" w:cs="Courier New"/>
-        </w:rPr>
-        <w:t>{</w:t>
-      </w:r>
-      <w:r>
-        <w:rPr>
-          <w:rFonts w:ascii="Courier New" w:hAnsi="Courier New" w:cs="Courier New"/>
-        </w:rPr>
-        <w:t>Стоимость</w:t>
-      </w:r>
-      <w:r>
-        <w:rPr>
-          <w:rFonts w:ascii="Courier New" w:hAnsi="Courier New" w:cs="Courier New"/>
-        </w:rPr>
-        <w:t>}</w:t>
-      </w:r>
-      <w:r>
-        <w:rPr>
-          <w:rFonts w:ascii="Courier New" w:hAnsi="Courier New" w:cs="Courier New"/>
-        </w:rPr>
-        <w:t xml:space="preserve"> руб.</w:t>
-      </w:r>
-    </w:p>
-    <w:p>
-      <w:pPr>
-        <w:spacing w:after="80"/>
-        <w:rPr>
-          <w:rFonts w:ascii="Courier New" w:hAnsi="Courier New" w:cs="Courier New"/>
-        </w:rPr>
-      </w:pPr>
-      <w:r>
-        <w:rPr>
-          <w:rFonts w:ascii="Courier New" w:hAnsi="Courier New" w:cs="Courier New"/>
-        </w:rPr>
-        <w:t xml:space="preserve">Скидка: </w:t>
-      </w:r>
-      <w:r>
-        <w:rPr>
-          <w:rFonts w:ascii="Courier New" w:hAnsi="Courier New" w:cs="Courier New"/>
-        </w:rPr>
-        <w:t>{</w:t>
-      </w:r>
-      <w:r>
-        <w:rPr>
-          <w:rFonts w:ascii="Courier New" w:hAnsi="Courier New" w:cs="Courier New"/>
-        </w:rPr>
-        <w:t>Скидка</w:t>
-      </w:r>
-      <w:r>
-        <w:rPr>
-          <w:rFonts w:ascii="Courier New" w:hAnsi="Courier New" w:cs="Courier New"/>
-        </w:rPr>
-        <w:t>}</w:t>
-      </w:r>
-      <w:r>
-        <w:rPr>
-          <w:rFonts w:ascii="Courier New" w:hAnsi="Courier New" w:cs="Courier New"/>
-        </w:rPr>
-        <w:t xml:space="preserve"> руб.</w:t>
-      </w:r>
-    </w:p>
-    <w:p>
-      <w:pPr>
-        <w:spacing w:after="80"/>
-        <w:rPr>
-          <w:rFonts w:ascii="Courier New" w:hAnsi="Courier New" w:cs="Courier New"/>
-        </w:rPr>
-      </w:pPr>
-      <w:r>
-        <w:rPr>
-          <w:rFonts w:ascii="Courier New" w:hAnsi="Courier New" w:cs="Courier New"/>
-        </w:rPr>
-        <w:t xml:space="preserve">ЭЛ.АДР.ОТПРАВИТЕЛЯ: </w:t>
-      </w:r>
-      <w:r>
-        <w:rPr>
-          <w:rFonts w:ascii="Courier New" w:hAnsi="Courier New" w:cs="Courier New"/>
-        </w:rPr>
-        <w:t xml:space="preserve">   </w:t>
-      </w:r>
-      <w:proofErr w:type="spellStart"/>
-      <w:r>
-        <w:rPr>
-          <w:rFonts w:ascii="Courier New" w:hAnsi="Courier New" w:cs="Courier New"/>
-          <w:lang w:val="en-US"/>
-        </w:rPr>
-        <w:t>rabota</w:t>
-      </w:r>
-      <w:proofErr w:type="spellEnd"/>
-      <w:r>
-        <w:rPr>
-          <w:rFonts w:ascii="Courier New" w:hAnsi="Courier New" w:cs="Courier New"/>
-        </w:rPr>
-        <w:t>@</w:t>
-      </w:r>
-      <w:proofErr w:type="spellStart"/>
-      <w:r>
-        <w:rPr>
-          <w:rFonts w:ascii="Courier New" w:hAnsi="Courier New" w:cs="Courier New"/>
-          <w:lang w:val="en-US"/>
-        </w:rPr>
-        <w:t>ru</w:t>
-      </w:r>
-      <w:proofErr w:type="spellEnd"/>
     </w:p>
     <w:p>
       <w:pPr>
         <w:spacing w:after="0"/>
         <w:rPr>
           <w:rFonts w:ascii="Courier New" w:hAnsi="Courier New" w:cs="Courier New"/>
+          <w:sz w:val="14"/>
+          <w:szCs w:val="14"/>
         </w:rPr>
       </w:pPr>
       <w:r>
         <w:rPr>
           <w:rFonts w:ascii="Courier New" w:hAnsi="Courier New" w:cs="Courier New"/>
-        </w:rPr>
-        <w:t>ООО «</w:t>
-      </w:r>
-      <w:proofErr w:type="spellStart"/>
-      <w:r>
-        <w:rPr>
-          <w:rFonts w:ascii="Courier New" w:hAnsi="Courier New" w:cs="Courier New"/>
-        </w:rPr>
-        <w:t>БарБер</w:t>
-      </w:r>
-      <w:proofErr w:type="spellEnd"/>
-      <w:r>
-        <w:rPr>
-          <w:rFonts w:ascii="Courier New" w:hAnsi="Courier New" w:cs="Courier New"/>
-        </w:rPr>
-        <w:t xml:space="preserve"> от БАРБЕРА</w:t>
-      </w:r>
-      <w:r>
-        <w:rPr>
-          <w:rFonts w:ascii="Courier New" w:hAnsi="Courier New" w:cs="Courier New"/>
-        </w:rPr>
-        <w:t>»</w:t>
+          <w:sz w:val="14"/>
+          <w:szCs w:val="14"/>
+        </w:rPr>
+        <w:t>ЭЛ.АДР.</w:t>
+      </w:r>
+      <w:proofErr w:type="gramStart"/>
+      <w:r>
+        <w:rPr>
+          <w:rFonts w:ascii="Courier New" w:hAnsi="Courier New" w:cs="Courier New"/>
+          <w:sz w:val="14"/>
+          <w:szCs w:val="14"/>
+        </w:rPr>
+        <w:t xml:space="preserve">ОТПРАВИТЕЛЯ:   </w:t>
+      </w:r>
+      <w:proofErr w:type="gramEnd"/>
+      <w:r>
+        <w:rPr>
+          <w:rFonts w:ascii="Courier New" w:hAnsi="Courier New" w:cs="Courier New"/>
+          <w:sz w:val="14"/>
+          <w:szCs w:val="14"/>
+        </w:rPr>
+        <w:t xml:space="preserve"> </w:t>
+      </w:r>
+      <w:r>
+        <w:rPr>
+          <w:rFonts w:ascii="Courier New" w:hAnsi="Courier New" w:cs="Courier New"/>
+          <w:sz w:val="14"/>
+          <w:szCs w:val="14"/>
+        </w:rPr>
+        <w:t xml:space="preserve"> </w:t>
+      </w:r>
+      <w:r>
+        <w:rPr>
+          <w:rFonts w:ascii="Courier New" w:hAnsi="Courier New" w:cs="Courier New"/>
+          <w:sz w:val="14"/>
+          <w:szCs w:val="14"/>
+          <w:lang w:val="en-US"/>
+        </w:rPr>
+        <w:t xml:space="preserve"> </w:t>
+      </w:r>
+      <w:r>
+        <w:rPr>
+          <w:rFonts w:ascii="Courier New" w:hAnsi="Courier New" w:cs="Courier New"/>
+          <w:sz w:val="14"/>
+          <w:szCs w:val="14"/>
+          <w:lang w:val="en-US"/>
+        </w:rPr>
+        <w:t>rabota</w:t>
+      </w:r>
+      <w:r>
+        <w:rPr>
+          <w:rFonts w:ascii="Courier New" w:hAnsi="Courier New" w:cs="Courier New"/>
+          <w:sz w:val="14"/>
+          <w:szCs w:val="14"/>
+        </w:rPr>
+        <w:t>@</w:t>
+      </w:r>
+      <w:r>
+        <w:rPr>
+          <w:rFonts w:ascii="Courier New" w:hAnsi="Courier New" w:cs="Courier New"/>
+          <w:sz w:val="14"/>
+          <w:szCs w:val="14"/>
+          <w:lang w:val="en-US"/>
+        </w:rPr>
+        <w:t>ru</w:t>
       </w:r>
     </w:p>
     <w:p>
@@ -237,33 +176,33 @@
         <w:spacing w:after="0"/>
         <w:rPr>
           <w:rFonts w:ascii="Courier New" w:hAnsi="Courier New" w:cs="Courier New"/>
+          <w:sz w:val="14"/>
+          <w:szCs w:val="14"/>
         </w:rPr>
       </w:pPr>
       <w:r>
         <w:rPr>
           <w:rFonts w:ascii="Courier New" w:hAnsi="Courier New" w:cs="Courier New"/>
-        </w:rPr>
-        <w:t xml:space="preserve">195273. ЗАВОЛЖЬЕ. </w:t>
-      </w:r>
-      <w:proofErr w:type="spellStart"/>
-      <w:r>
-        <w:rPr>
-          <w:rFonts w:ascii="Courier New" w:hAnsi="Courier New" w:cs="Courier New"/>
-        </w:rPr>
-        <w:t>ул.</w:t>
-      </w:r>
-      <w:r>
-        <w:rPr>
-          <w:rFonts w:ascii="Courier New" w:hAnsi="Courier New" w:cs="Courier New"/>
-        </w:rPr>
-        <w:t>Пушкина</w:t>
-      </w:r>
-      <w:proofErr w:type="spellEnd"/>
-      <w:r>
-        <w:rPr>
-          <w:rFonts w:ascii="Courier New" w:hAnsi="Courier New" w:cs="Courier New"/>
-        </w:rPr>
-        <w:t>, д.16</w:t>
+          <w:sz w:val="14"/>
+          <w:szCs w:val="14"/>
+        </w:rPr>
+        <w:t>ООО «</w:t>
+      </w:r>
+      <w:r>
+        <w:rPr>
+          <w:rFonts w:ascii="Courier New" w:hAnsi="Courier New" w:cs="Courier New"/>
+          <w:sz w:val="14"/>
+          <w:szCs w:val="14"/>
+        </w:rPr>
+        <w:t>БарБер от БАРБЕРА</w:t>
+      </w:r>
+      <w:r>
+        <w:rPr>
+          <w:rFonts w:ascii="Courier New" w:hAnsi="Courier New" w:cs="Courier New"/>
+          <w:sz w:val="14"/>
+          <w:szCs w:val="14"/>
+        </w:rPr>
+        <w:t>»</w:t>
       </w:r>
     </w:p>
     <w:p>
@@ -271,13 +210,17 @@
         <w:spacing w:after="0"/>
         <w:rPr>
           <w:rFonts w:ascii="Courier New" w:hAnsi="Courier New" w:cs="Courier New"/>
+          <w:sz w:val="14"/>
+          <w:szCs w:val="14"/>
         </w:rPr>
       </w:pPr>
       <w:r>
         <w:rPr>
           <w:rFonts w:ascii="Courier New" w:hAnsi="Courier New" w:cs="Courier New"/>
-        </w:rPr>
-        <w:t>ФП: 01342342342 ФН № 82342353252</w:t>
+          <w:sz w:val="14"/>
+          <w:szCs w:val="14"/>
+        </w:rPr>
+        <w:t>195273. ЗАВОЛЖЬЕ. ул.Пушкина, д.16</w:t>
       </w:r>
     </w:p>
     <w:p>
@@ -285,19 +228,68 @@
         <w:spacing w:after="0"/>
         <w:rPr>
           <w:rFonts w:ascii="Courier New" w:hAnsi="Courier New" w:cs="Courier New"/>
+          <w:sz w:val="14"/>
+          <w:szCs w:val="14"/>
         </w:rPr>
       </w:pPr>
       <w:r>
         <w:rPr>
           <w:rFonts w:ascii="Courier New" w:hAnsi="Courier New" w:cs="Courier New"/>
-        </w:rPr>
-        <w:t xml:space="preserve">ФД № 1169 САЙТ ФНС: </w:t>
+          <w:sz w:val="14"/>
+          <w:szCs w:val="14"/>
+        </w:rPr>
+        <w:t>ОФД:</w:t>
+      </w:r>
+      <w:r>
+        <w:rPr>
+          <w:rFonts w:ascii="Courier New" w:hAnsi="Courier New" w:cs="Courier New"/>
+          <w:sz w:val="14"/>
+          <w:szCs w:val="14"/>
+        </w:rPr>
+        <w:tab/>
+        <w:t xml:space="preserve">      ООО «Ярус» («ОФД-Я»)</w:t>
+      </w:r>
+    </w:p>
+    <w:p>
+      <w:pPr>
+        <w:spacing w:after="0"/>
+        <w:rPr>
+          <w:rFonts w:ascii="Courier New" w:hAnsi="Courier New" w:cs="Courier New"/>
+          <w:sz w:val="14"/>
+          <w:szCs w:val="14"/>
+        </w:rPr>
+      </w:pPr>
+      <w:r>
+        <w:rPr>
+          <w:rFonts w:ascii="Courier New" w:hAnsi="Courier New" w:cs="Courier New"/>
+          <w:sz w:val="14"/>
+          <w:szCs w:val="14"/>
+        </w:rPr>
+        <w:t>Сайт ОФД:</w:t>
+      </w:r>
+      <w:r>
+        <w:rPr>
+          <w:rFonts w:ascii="Courier New" w:hAnsi="Courier New" w:cs="Courier New"/>
+          <w:sz w:val="14"/>
+          <w:szCs w:val="14"/>
+        </w:rPr>
+        <w:tab/>
+      </w:r>
+      <w:r>
+        <w:rPr>
+          <w:rFonts w:ascii="Courier New" w:hAnsi="Courier New" w:cs="Courier New"/>
+          <w:sz w:val="14"/>
+          <w:szCs w:val="14"/>
+        </w:rPr>
+        <w:t xml:space="preserve">    </w:t>
       </w:r>
       <w:hyperlink r:id="rId5" w:history="1">
         <w:r>
           <w:rPr>
             <w:rStyle w:val="ac"/>
             <w:rFonts w:ascii="Courier New" w:hAnsi="Courier New" w:cs="Courier New"/>
+            <w:sz w:val="14"/>
+            <w:szCs w:val="14"/>
             <w:lang w:val="en-US"/>
           </w:rPr>
           <w:t>www</w:t>
@@ -306,6 +298,8 @@
           <w:rPr>
             <w:rStyle w:val="ac"/>
             <w:rFonts w:ascii="Courier New" w:hAnsi="Courier New" w:cs="Courier New"/>
+            <w:sz w:val="14"/>
+            <w:szCs w:val="14"/>
           </w:rPr>
           <w:t>.</w:t>
         </w:r>
@@ -314,15 +308,134 @@
           <w:rPr>
             <w:rStyle w:val="ac"/>
             <w:rFonts w:ascii="Courier New" w:hAnsi="Courier New" w:cs="Courier New"/>
+            <w:sz w:val="14"/>
+            <w:szCs w:val="14"/>
             <w:lang w:val="en-US"/>
           </w:rPr>
-          <w:t>na</w:t>
+          <w:t>ofd</w:t>
         </w:r>
         <w:proofErr w:type="spellEnd"/>
         <w:r>
           <w:rPr>
             <w:rStyle w:val="ac"/>
             <w:rFonts w:ascii="Courier New" w:hAnsi="Courier New" w:cs="Courier New"/>
+            <w:sz w:val="14"/>
+            <w:szCs w:val="14"/>
+          </w:rPr>
+          <w:t>-</w:t>
+        </w:r>
+        <w:proofErr w:type="spellStart"/>
+        <w:r>
+          <w:rPr>
+            <w:rStyle w:val="ac"/>
+            <w:rFonts w:ascii="Courier New" w:hAnsi="Courier New" w:cs="Courier New"/>
+            <w:sz w:val="14"/>
+            <w:szCs w:val="14"/>
+            <w:lang w:val="en-US"/>
+          </w:rPr>
+          <w:t>ya</w:t>
+        </w:r>
+        <w:proofErr w:type="spellEnd"/>
+        <w:r>
+          <w:rPr>
+            <w:rStyle w:val="ac"/>
+            <w:rFonts w:ascii="Courier New" w:hAnsi="Courier New" w:cs="Courier New"/>
+            <w:sz w:val="14"/>
+            <w:szCs w:val="14"/>
+          </w:rPr>
+          <w:t>.</w:t>
+        </w:r>
+        <w:r>
+          <w:rPr>
+            <w:rStyle w:val="ac"/>
+            <w:rFonts w:ascii="Courier New" w:hAnsi="Courier New" w:cs="Courier New"/>
+            <w:sz w:val="14"/>
+            <w:szCs w:val="14"/>
+            <w:lang w:val="en-US"/>
+          </w:rPr>
+          <w:t>ru</w:t>
+        </w:r>
+      </w:hyperlink>
+    </w:p>
+    <w:p>
+      <w:pPr>
+        <w:spacing w:after="0"/>
+        <w:rPr>
+          <w:rFonts w:ascii="Courier New" w:hAnsi="Courier New" w:cs="Courier New"/>
+          <w:sz w:val="14"/>
+          <w:szCs w:val="14"/>
+        </w:rPr>
+      </w:pPr>
+      <w:r>
+        <w:rPr>
+          <w:rFonts w:ascii="Courier New" w:hAnsi="Courier New" w:cs="Courier New"/>
+          <w:sz w:val="14"/>
+          <w:szCs w:val="14"/>
+        </w:rPr>
+        <w:t>ФП: 01342342342 ФН № 82342353252</w:t>
+      </w:r>
+    </w:p>
+    <w:p>
+      <w:pPr>
+        <w:spacing w:after="0"/>
+        <w:rPr>
+          <w:rFonts w:ascii="Courier New" w:hAnsi="Courier New" w:cs="Courier New"/>
+          <w:sz w:val="14"/>
+          <w:szCs w:val="14"/>
+        </w:rPr>
+      </w:pPr>
+      <w:r>
+        <w:rPr>
+          <w:rFonts w:ascii="Courier New" w:hAnsi="Courier New" w:cs="Courier New"/>
+          <w:sz w:val="14"/>
+          <w:szCs w:val="14"/>
+        </w:rPr>
+        <w:t xml:space="preserve">ФД № 1169 САЙТ ФНС: </w:t>
+      </w:r>
+      <w:r>
+        <w:rPr>
+          <w:rFonts w:ascii="Courier New" w:hAnsi="Courier New" w:cs="Courier New"/>
+          <w:sz w:val="14"/>
+          <w:szCs w:val="14"/>
+        </w:rPr>
+        <w:t xml:space="preserve">  </w:t>
+      </w:r>
+      <w:hyperlink r:id="rId6" w:history="1">
+        <w:r>
+          <w:rPr>
+            <w:rStyle w:val="ac"/>
+            <w:rFonts w:ascii="Courier New" w:hAnsi="Courier New" w:cs="Courier New"/>
+            <w:sz w:val="14"/>
+            <w:szCs w:val="14"/>
+            <w:lang w:val="en-US"/>
+          </w:rPr>
+          <w:t>www</w:t>
+        </w:r>
+        <w:r>
+          <w:rPr>
+            <w:rStyle w:val="ac"/>
+            <w:rFonts w:ascii="Courier New" w:hAnsi="Courier New" w:cs="Courier New"/>
+            <w:sz w:val="14"/>
+            <w:szCs w:val="14"/>
+          </w:rPr>
+          <w:t>.</w:t>
+        </w:r>
+        <w:r>
+          <w:rPr>
+            <w:rStyle w:val="ac"/>
+            <w:rFonts w:ascii="Courier New" w:hAnsi="Courier New" w:cs="Courier New"/>
+            <w:sz w:val="14"/>
+            <w:szCs w:val="14"/>
+            <w:lang w:val="en-US"/>
+          </w:rPr>
+          <w:t>na</w:t>
+        </w:r>
+        <w:r>
+          <w:rPr>
+            <w:rStyle w:val="ac"/>
+            <w:rFonts w:ascii="Courier New" w:hAnsi="Courier New" w:cs="Courier New"/>
+            <w:sz w:val="14"/>
+            <w:szCs w:val="14"/>
           </w:rPr>
           <w:t>1</w:t>
         </w:r>
@@ -330,6 +443,8 @@
           <w:rPr>
             <w:rStyle w:val="ac"/>
             <w:rFonts w:ascii="Courier New" w:hAnsi="Courier New" w:cs="Courier New"/>
+            <w:sz w:val="14"/>
+            <w:szCs w:val="14"/>
             <w:lang w:val="en-US"/>
           </w:rPr>
           <w:t>o</w:t>
@@ -338,75 +453,250 @@
           <w:rPr>
             <w:rStyle w:val="ac"/>
             <w:rFonts w:ascii="Courier New" w:hAnsi="Courier New" w:cs="Courier New"/>
+            <w:sz w:val="14"/>
+            <w:szCs w:val="14"/>
           </w:rPr>
           <w:t>8.</w:t>
         </w:r>
-        <w:proofErr w:type="spellStart"/>
         <w:r>
           <w:rPr>
             <w:rStyle w:val="ac"/>
             <w:rFonts w:ascii="Courier New" w:hAnsi="Courier New" w:cs="Courier New"/>
+            <w:sz w:val="14"/>
+            <w:szCs w:val="14"/>
             <w:lang w:val="en-US"/>
           </w:rPr>
           <w:t>ru</w:t>
         </w:r>
-        <w:proofErr w:type="spellEnd"/>
       </w:hyperlink>
     </w:p>
     <w:p>
       <w:pPr>
-        <w:rPr>
-          <w:rFonts w:ascii="Courier New" w:hAnsi="Courier New" w:cs="Courier New"/>
+        <w:spacing w:after="0"/>
+        <w:rPr>
+          <w:rFonts w:ascii="Courier New" w:hAnsi="Courier New" w:cs="Courier New"/>
+          <w:sz w:val="14"/>
+          <w:szCs w:val="14"/>
         </w:rPr>
       </w:pPr>
       <w:r>
         <w:rPr>
           <w:rFonts w:ascii="Courier New" w:hAnsi="Courier New" w:cs="Courier New"/>
+          <w:sz w:val="14"/>
+          <w:szCs w:val="14"/>
         </w:rPr>
         <w:t>ИНН: 534534534</w:t>
+      </w:r>
+      <w:r>
+        <w:rPr>
+          <w:rFonts w:ascii="Courier New" w:hAnsi="Courier New" w:cs="Courier New"/>
+          <w:sz w:val="14"/>
+          <w:szCs w:val="14"/>
+        </w:rPr>
+        <w:t xml:space="preserve">  </w:t>
+      </w:r>
+      <w:r>
+        <w:rPr>
+          <w:rFonts w:ascii="Courier New" w:hAnsi="Courier New" w:cs="Courier New"/>
+          <w:sz w:val="14"/>
+          <w:szCs w:val="14"/>
+        </w:rPr>
+        <w:t>{</w:t>
+      </w:r>
+      <w:r>
+        <w:rPr>
+          <w:rFonts w:ascii="Courier New" w:hAnsi="Courier New" w:cs="Courier New"/>
+          <w:sz w:val="14"/>
+          <w:szCs w:val="14"/>
+        </w:rPr>
+        <w:t>Д</w:t>
+      </w:r>
+      <w:r>
+        <w:rPr>
+          <w:rFonts w:ascii="Courier New" w:hAnsi="Courier New" w:cs="Courier New"/>
+          <w:sz w:val="14"/>
+          <w:szCs w:val="14"/>
+        </w:rPr>
+        <w:t>ата}</w:t>
       </w:r>
     </w:p>
     <w:p>
       <w:pPr>
-        <w:rPr>
-          <w:rFonts w:ascii="Courier New" w:hAnsi="Courier New" w:cs="Courier New"/>
+        <w:spacing w:after="40"/>
+        <w:rPr>
+          <w:rFonts w:ascii="Courier New" w:hAnsi="Courier New" w:cs="Courier New"/>
+          <w:sz w:val="14"/>
+          <w:szCs w:val="14"/>
         </w:rPr>
       </w:pPr>
       <w:r>
         <w:rPr>
           <w:rFonts w:ascii="Courier New" w:hAnsi="Courier New" w:cs="Courier New"/>
-        </w:rPr>
-        <w:t xml:space="preserve">Дата оказания услуг </w:t>
-      </w:r>
-      <w:r>
-        <w:rPr>
-          <w:rFonts w:ascii="Courier New" w:hAnsi="Courier New" w:cs="Courier New"/>
-        </w:rPr>
-        <w:t xml:space="preserve">- </w:t>
-      </w:r>
-      <w:r>
-        <w:rPr>
-          <w:rFonts w:ascii="Courier New" w:hAnsi="Courier New" w:cs="Courier New"/>
-        </w:rPr>
-        <w:t>{</w:t>
-      </w:r>
-      <w:r>
-        <w:rPr>
-          <w:rFonts w:ascii="Courier New" w:hAnsi="Courier New" w:cs="Courier New"/>
-        </w:rPr>
-        <w:t>Д</w:t>
-      </w:r>
-      <w:r>
-        <w:rPr>
-          <w:rFonts w:ascii="Courier New" w:hAnsi="Courier New" w:cs="Courier New"/>
-        </w:rPr>
-        <w:t>ата</w:t>
-      </w:r>
-      <w:r>
-        <w:rPr>
-          <w:rFonts w:ascii="Courier New" w:hAnsi="Courier New" w:cs="Courier New"/>
-        </w:rPr>
-        <w:t>}</w:t>
+          <w:sz w:val="14"/>
+          <w:szCs w:val="14"/>
+        </w:rPr>
+        <w:t>КАССОВЫЙ ЧЕК</w:t>
+      </w:r>
+      <w:r>
+        <w:rPr>
+          <w:rFonts w:ascii="Courier New" w:hAnsi="Courier New" w:cs="Courier New"/>
+          <w:sz w:val="14"/>
+          <w:szCs w:val="14"/>
+        </w:rPr>
+        <w:t>/</w:t>
+      </w:r>
+      <w:r>
+        <w:rPr>
+          <w:rFonts w:ascii="Courier New" w:hAnsi="Courier New" w:cs="Courier New"/>
+          <w:sz w:val="14"/>
+          <w:szCs w:val="14"/>
+        </w:rPr>
+        <w:t>ПРИХОД</w:t>
+      </w:r>
+    </w:p>
+    <w:p>
+      <w:pPr>
+        <w:spacing w:after="20"/>
+        <w:rPr>
+          <w:rFonts w:ascii="Courier New" w:hAnsi="Courier New" w:cs="Courier New"/>
+          <w:b/>
+          <w:bCs/>
+          <w:sz w:val="16"/>
+          <w:szCs w:val="16"/>
+        </w:rPr>
+      </w:pPr>
+      <w:r>
+        <w:rPr>
+          <w:rFonts w:ascii="Courier New" w:hAnsi="Courier New" w:cs="Courier New"/>
+          <w:b/>
+          <w:bCs/>
+          <w:sz w:val="16"/>
+          <w:szCs w:val="16"/>
+        </w:rPr>
+        <w:t xml:space="preserve">ИТОГ </w:t>
+      </w:r>
+      <w:r>
+        <w:rPr>
+          <w:rFonts w:ascii="Courier New" w:hAnsi="Courier New" w:cs="Courier New"/>
+          <w:b/>
+          <w:bCs/>
+          <w:sz w:val="16"/>
+          <w:szCs w:val="16"/>
+        </w:rPr>
+        <w:tab/>
+      </w:r>
+      <w:r>
+        <w:rPr>
+          <w:rFonts w:ascii="Courier New" w:hAnsi="Courier New" w:cs="Courier New"/>
+          <w:b/>
+          <w:bCs/>
+          <w:sz w:val="16"/>
+          <w:szCs w:val="16"/>
+        </w:rPr>
+        <w:tab/>
+        <w:t xml:space="preserve">     </w:t>
+      </w:r>
+      <w:r>
+        <w:rPr>
+          <w:b/>
+          <w:bCs/>
+          <w:sz w:val="16"/>
+          <w:szCs w:val="16"/>
+        </w:rPr>
+        <w:t>≡</w:t>
+      </w:r>
+      <w:r>
+        <w:rPr>
+          <w:rFonts w:ascii="Courier New" w:hAnsi="Courier New" w:cs="Courier New"/>
+          <w:b/>
+          <w:bCs/>
+          <w:sz w:val="16"/>
+          <w:szCs w:val="16"/>
+        </w:rPr>
+        <w:t>{Стоимость}</w:t>
+      </w:r>
+    </w:p>
+    <w:p>
+      <w:pPr>
+        <w:spacing w:after="20"/>
+        <w:rPr>
+          <w:rFonts w:ascii="Courier New" w:hAnsi="Courier New" w:cs="Courier New"/>
+          <w:sz w:val="14"/>
+          <w:szCs w:val="14"/>
+        </w:rPr>
+      </w:pPr>
+      <w:r>
+        <w:rPr>
+          <w:rFonts w:ascii="Courier New" w:hAnsi="Courier New" w:cs="Courier New"/>
+          <w:sz w:val="14"/>
+          <w:szCs w:val="14"/>
+        </w:rPr>
+        <w:t>Скидк</w:t>
+      </w:r>
+      <w:r>
+        <w:rPr>
+          <w:rFonts w:ascii="Courier New" w:hAnsi="Courier New" w:cs="Courier New"/>
+          <w:sz w:val="14"/>
+          <w:szCs w:val="14"/>
+        </w:rPr>
+        <w:t>а</w:t>
+      </w:r>
+      <w:r>
+        <w:rPr>
+          <w:rFonts w:ascii="Courier New" w:hAnsi="Courier New" w:cs="Courier New"/>
+          <w:sz w:val="14"/>
+          <w:szCs w:val="14"/>
+        </w:rPr>
+        <w:t xml:space="preserve"> </w:t>
+      </w:r>
+      <w:r>
+        <w:rPr>
+          <w:rFonts w:ascii="Courier New" w:hAnsi="Courier New" w:cs="Courier New"/>
+          <w:sz w:val="14"/>
+          <w:szCs w:val="14"/>
+        </w:rPr>
+        <w:tab/>
+      </w:r>
+      <w:r>
+        <w:rPr>
+          <w:rFonts w:ascii="Courier New" w:hAnsi="Courier New" w:cs="Courier New"/>
+          <w:sz w:val="14"/>
+          <w:szCs w:val="14"/>
+        </w:rPr>
+        <w:tab/>
+        <w:t xml:space="preserve">    </w:t>
+      </w:r>
+      <w:r>
+        <w:rPr>
+          <w:rFonts w:ascii="Courier New" w:hAnsi="Courier New" w:cs="Courier New"/>
+          <w:sz w:val="14"/>
+          <w:szCs w:val="14"/>
+          <w:lang w:val="en-US"/>
+        </w:rPr>
+        <w:t xml:space="preserve"> </w:t>
+      </w:r>
+      <w:r>
+        <w:rPr>
+          <w:rFonts w:ascii="Courier New" w:hAnsi="Courier New" w:cs="Courier New"/>
+          <w:sz w:val="14"/>
+          <w:szCs w:val="14"/>
+        </w:rPr>
+        <w:t xml:space="preserve"> </w:t>
+      </w:r>
+      <w:r>
+        <w:rPr>
+          <w:sz w:val="14"/>
+          <w:szCs w:val="14"/>
+        </w:rPr>
+        <w:t>≡</w:t>
+      </w:r>
+      <w:r>
+        <w:rPr>
+          <w:rFonts w:ascii="Courier New" w:hAnsi="Courier New" w:cs="Courier New"/>
+          <w:sz w:val="14"/>
+          <w:szCs w:val="14"/>
+        </w:rPr>
+        <w:t>{Скидка}</w:t>
       </w:r>
     </w:p>
     <w:tbl>
@@ -416,7 +706,7 @@
         <w:tblLook w:val="04A0" w:firstRow="1" w:lastRow="0" w:firstColumn="1" w:lastColumn="0" w:noHBand="0" w:noVBand="1"/>
       </w:tblPr>
       <w:tblGrid>
-        <w:gridCol w:w="4446"/>
+        <w:gridCol w:w="3278"/>
       </w:tblGrid>
       <w:tr>
         <w:tc>
@@ -433,13 +723,27 @@
             <w:pPr>
               <w:rPr>
                 <w:rFonts w:ascii="Courier New" w:hAnsi="Courier New" w:cs="Courier New"/>
+                <w:sz w:val="14"/>
+                <w:szCs w:val="14"/>
+                <w:lang w:val="en-US"/>
               </w:rPr>
             </w:pPr>
             <w:r>
               <w:rPr>
                 <w:rFonts w:ascii="Courier New" w:hAnsi="Courier New" w:cs="Courier New"/>
+                <w:sz w:val="14"/>
+                <w:szCs w:val="14"/>
               </w:rPr>
-              <w:t>Оказанные услуги:</w:t>
+              <w:t>--------------------------------</w:t>
+            </w:r>
+            <w:r>
+              <w:rPr>
+                <w:rFonts w:ascii="Courier New" w:hAnsi="Courier New" w:cs="Courier New"/>
+                <w:sz w:val="14"/>
+                <w:szCs w:val="14"/>
+                <w:lang w:val="en-US"/>
+              </w:rPr>
+              <w:t>----</w:t>
             </w:r>
           </w:p>
         </w:tc>
@@ -449,13 +753,15 @@
       <w:pPr>
         <w:rPr>
           <w:rFonts w:ascii="Courier New" w:hAnsi="Courier New" w:cs="Courier New"/>
+          <w:sz w:val="18"/>
+          <w:szCs w:val="18"/>
           <w:lang w:val="en-US"/>
         </w:rPr>
       </w:pPr>
     </w:p>
     <w:sectPr>
-      <w:pgSz w:w="5670" w:h="7938" w:orient="landscape"/>
-      <w:pgMar w:top="284" w:right="720" w:bottom="720" w:left="720" w:header="709" w:footer="709" w:gutter="0"/>
+      <w:pgSz w:w="3402" w:h="3402" w:orient="landscape"/>
+      <w:pgMar w:top="57" w:right="170" w:bottom="57" w:left="170" w:header="709" w:footer="709" w:gutter="0"/>
       <w:cols w:space="708"/>
       <w:docGrid w:linePitch="360"/>
     </w:sectPr>
@@ -464,7 +770,7 @@
 </file>
 
 <file path=word/styles.xml><?xml version="1.0" encoding="utf-8"?>
-<w:styles xmlns:mc="http://schemas.openxmlformats.org/markup-compatibility/2006" xmlns:r="http://schemas.openxmlformats.org/officeDocument/2006/relationships" xmlns:w="http://schemas.openxmlformats.org/wordprocessingml/2006/main" xmlns:w14="http://schemas.microsoft.com/office/word/2010/wordml" xmlns:w15="http://schemas.microsoft.com/office/word/2012/wordml" xmlns:w16cex="http://schemas.microsoft.com/office/word/2018/wordml/cex" xmlns:w16cid="http://schemas.microsoft.com/office/word/2016/wordml/cid" xmlns:w16="http://schemas.microsoft.com/office/word/2018/wordml" xmlns:w16du="http://schemas.microsoft.com/office/word/2023/wordml/word16du" xmlns:w16sdtdh="http://schemas.microsoft.com/office/word/2020/wordml/sdtdatahash" xmlns:w16sdtfl="http://schemas.microsoft.com/office/word/2024/wordml/sdtformatlock" xmlns:w16se="http://schemas.microsoft.com/office/word/2015/wordml/symex" mc:Ignorable="w14 w15 w16se w16cid w16 w16cex w16sdtdh w16sdtfl w16du">
+<w:styles xmlns:mc="http://schemas.openxmlformats.org/markup-compatibility/2006" xmlns:r="http://schemas.openxmlformats.org/officeDocument/2006/relationships" xmlns:w="http://schemas.openxmlformats.org/wordprocessingml/2006/main" xmlns:w14="http://schemas.microsoft.com/office/word/2010/wordml" xmlns:w15="http://schemas.microsoft.com/office/word/2012/wordml" xmlns:w16cex="http://schemas.microsoft.com/office/word/2018/wordml/cex" xmlns:w16cid="http://schemas.microsoft.com/office/word/2016/wordml/cid" xmlns:w16="http://schemas.microsoft.com/office/word/2018/wordml" xmlns:w16sdtdh="http://schemas.microsoft.com/office/word/2020/wordml/sdtdatahash" xmlns:w16se="http://schemas.microsoft.com/office/word/2015/wordml/symex" mc:Ignorable="w14 w15 w16se w16cid w16 w16cex w16sdtdh">
   <w:docDefaults>
     <w:rPrDefault>
       <w:rPr>
@@ -1422,6 +1728,17 @@
       </w:tblBorders>
     </w:tblPr>
   </w:style>
+  <w:style w:type="character" w:styleId="af">
+    <w:name w:val="Strong"/>
+    <w:basedOn w:val="a0"/>
+    <w:uiPriority w:val="22"/>
+    <w:qFormat/>
+    <w:rsid w:val="0082585A"/>
+    <w:rPr>
+      <w:b/>
+      <w:bCs/>
+    </w:rPr>
+  </w:style>
 </w:styles>
 </file>
 
